--- a/Project/Weekly_Report_Week11.docx
+++ b/Project/Weekly_Report_Week11.docx
@@ -23,7 +23,15 @@
         <w:jc w:val="center"/>
       </w:pPr>
       <w:r>
-        <w:t>Opp. Science city, Sola-Bhadaj Road, Ahmedabad, Gujarat 380060</w:t>
+        <w:t>Opp. Science city, Sola-</w:t>
+      </w:r>
+      <w:proofErr w:type="spellStart"/>
+      <w:r>
+        <w:t>Bhadaj</w:t>
+      </w:r>
+      <w:proofErr w:type="spellEnd"/>
+      <w:r>
+        <w:t xml:space="preserve"> Road, Ahmedabad, Gujarat 380060</w:t>
       </w:r>
     </w:p>
     <w:p>
@@ -81,12 +89,6 @@
         <w:gridCol w:w="6560"/>
       </w:tblGrid>
       <w:tr>
-        <w:tblPrEx>
-          <w:tblCellMar>
-            <w:top w:w="0" w:type="dxa"/>
-            <w:bottom w:w="0" w:type="dxa"/>
-          </w:tblCellMar>
-        </w:tblPrEx>
         <w:tc>
           <w:tcPr>
             <w:tcW w:w="2800" w:type="dxa"/>
@@ -137,12 +139,6 @@
         </w:tc>
       </w:tr>
       <w:tr>
-        <w:tblPrEx>
-          <w:tblCellMar>
-            <w:top w:w="0" w:type="dxa"/>
-            <w:bottom w:w="0" w:type="dxa"/>
-          </w:tblCellMar>
-        </w:tblPrEx>
         <w:tc>
           <w:tcPr>
             <w:tcW w:w="2800" w:type="dxa"/>
@@ -160,12 +156,21 @@
             </w:tcMar>
           </w:tcPr>
           <w:p>
+            <w:proofErr w:type="spellStart"/>
             <w:r>
               <w:rPr>
                 <w:b/>
                 <w:bCs/>
               </w:rPr>
-              <w:t>Enrollment Number:</w:t>
+              <w:t>Enrollment</w:t>
+            </w:r>
+            <w:proofErr w:type="spellEnd"/>
+            <w:r>
+              <w:rPr>
+                <w:b/>
+                <w:bCs/>
+              </w:rPr>
+              <w:t xml:space="preserve"> Number:</w:t>
             </w:r>
           </w:p>
         </w:tc>
@@ -193,12 +198,6 @@
         </w:tc>
       </w:tr>
       <w:tr>
-        <w:tblPrEx>
-          <w:tblCellMar>
-            <w:top w:w="0" w:type="dxa"/>
-            <w:bottom w:w="0" w:type="dxa"/>
-          </w:tblCellMar>
-        </w:tblPrEx>
         <w:tc>
           <w:tcPr>
             <w:tcW w:w="2800" w:type="dxa"/>
@@ -243,39 +242,12 @@
           </w:tcPr>
           <w:p>
             <w:r>
-              <w:t>March</w:t>
-            </w:r>
-            <w:r>
-              <w:t xml:space="preserve"> </w:t>
-            </w:r>
-            <w:r>
-              <w:t>12</w:t>
-            </w:r>
-            <w:r>
-              <w:t xml:space="preserve">, 2026 - </w:t>
-            </w:r>
-            <w:r>
-              <w:t>March</w:t>
-            </w:r>
-            <w:r>
-              <w:t xml:space="preserve"> 1</w:t>
-            </w:r>
-            <w:r>
-              <w:t>8</w:t>
-            </w:r>
-            <w:r>
-              <w:t>, 2026 (Week 11)</w:t>
+              <w:t>March 12, 2026 - March 18, 2026 (Week 11)</w:t>
             </w:r>
           </w:p>
         </w:tc>
       </w:tr>
       <w:tr>
-        <w:tblPrEx>
-          <w:tblCellMar>
-            <w:top w:w="0" w:type="dxa"/>
-            <w:bottom w:w="0" w:type="dxa"/>
-          </w:tblCellMar>
-        </w:tblPrEx>
         <w:tc>
           <w:tcPr>
             <w:tcW w:w="2800" w:type="dxa"/>
@@ -320,18 +292,20 @@
           </w:tcPr>
           <w:p>
             <w:r>
-              <w:t>Microsoft Elevate Program (via Edunet Foundation &amp; FICE Education)</w:t>
+              <w:t xml:space="preserve">Microsoft Elevate Program (via </w:t>
+            </w:r>
+            <w:proofErr w:type="spellStart"/>
+            <w:r>
+              <w:t>Edunet</w:t>
+            </w:r>
+            <w:proofErr w:type="spellEnd"/>
+            <w:r>
+              <w:t xml:space="preserve"> Foundation &amp; FICE Education)</w:t>
             </w:r>
           </w:p>
         </w:tc>
       </w:tr>
       <w:tr>
-        <w:tblPrEx>
-          <w:tblCellMar>
-            <w:top w:w="0" w:type="dxa"/>
-            <w:bottom w:w="0" w:type="dxa"/>
-          </w:tblCellMar>
-        </w:tblPrEx>
         <w:tc>
           <w:tcPr>
             <w:tcW w:w="2800" w:type="dxa"/>
@@ -382,12 +356,6 @@
         </w:tc>
       </w:tr>
       <w:tr>
-        <w:tblPrEx>
-          <w:tblCellMar>
-            <w:top w:w="0" w:type="dxa"/>
-            <w:bottom w:w="0" w:type="dxa"/>
-          </w:tblCellMar>
-        </w:tblPrEx>
         <w:tc>
           <w:tcPr>
             <w:tcW w:w="2800" w:type="dxa"/>
@@ -438,12 +406,6 @@
         </w:tc>
       </w:tr>
       <w:tr>
-        <w:tblPrEx>
-          <w:tblCellMar>
-            <w:top w:w="0" w:type="dxa"/>
-            <w:bottom w:w="0" w:type="dxa"/>
-          </w:tblCellMar>
-        </w:tblPrEx>
         <w:tc>
           <w:tcPr>
             <w:tcW w:w="2800" w:type="dxa"/>
@@ -674,7 +636,7 @@
         </w:rPr>
         <w:lastRenderedPageBreak/>
         <w:drawing>
-          <wp:inline distT="0" distB="0" distL="0" distR="0" wp14:anchorId="1EA5AAF4" wp14:editId="2C747050">
+          <wp:inline distT="0" distB="0" distL="0" distR="0" wp14:anchorId="1EA5AAF4" wp14:editId="32F093E4">
             <wp:extent cx="6161049" cy="3238500"/>
             <wp:effectExtent l="0" t="0" r="0" b="0"/>
             <wp:docPr id="323413253" name="Picture 1"/>
@@ -910,8 +872,13 @@
       <w:pPr>
         <w:spacing w:after="200"/>
       </w:pPr>
-      <w:r>
-        <w:t>Analyzed project Azure costs using Cost Management + Billing. Identified optimization opportunities: lifecycle policies, function timeout reduction, right-sized Cosmos DB throughput. Configured budget alerts to prevent overspending. Reviewed Azure Advisor recommendations and implemented high-priority suggestions. Tested autoscaling configuration for Function App under load.</w:t>
+      <w:proofErr w:type="spellStart"/>
+      <w:r>
+        <w:t>Analyzed</w:t>
+      </w:r>
+      <w:proofErr w:type="spellEnd"/>
+      <w:r>
+        <w:t xml:space="preserve"> project Azure costs using Cost Management + Billing. Identified optimization opportunities: lifecycle policies, function timeout reduction, right-sized Cosmos DB throughput. Configured budget alerts to prevent overspending. Reviewed Azure Advisor recommendations and implemented high-priority suggestions. Tested autoscaling configuration for Function App under load.</w:t>
       </w:r>
     </w:p>
     <w:p>
@@ -1084,7 +1051,7 @@
           <w:noProof/>
         </w:rPr>
         <w:drawing>
-          <wp:inline distT="0" distB="0" distL="0" distR="0" wp14:anchorId="64E293C2" wp14:editId="7B52A442">
+          <wp:inline distT="0" distB="0" distL="0" distR="0" wp14:anchorId="64E293C2" wp14:editId="6D4609BD">
             <wp:extent cx="6301740" cy="2476484"/>
             <wp:effectExtent l="0" t="0" r="3810" b="635"/>
             <wp:docPr id="7705657" name="Picture 2"/>
@@ -1314,7 +1281,15 @@
         <w:spacing w:after="200"/>
       </w:pPr>
       <w:r>
-        <w:t>Interactive filtering with slicers. Drill-down capability on charts. Auto-refresh configured for real-time updates. Mobile-friendly layout for tablet/phone viewing. Professional color scheme with consistent theme. Tooltips showing detailed information on hover.</w:t>
+        <w:t xml:space="preserve">Interactive filtering with slicers. Drill-down capability on charts. Auto-refresh configured for real-time updates. Mobile-friendly layout for tablet/phone viewing. Professional </w:t>
+      </w:r>
+      <w:proofErr w:type="spellStart"/>
+      <w:r>
+        <w:t>color</w:t>
+      </w:r>
+      <w:proofErr w:type="spellEnd"/>
+      <w:r>
+        <w:t xml:space="preserve"> scheme with consistent theme. Tooltips showing detailed information on hover.</w:t>
       </w:r>
     </w:p>
     <w:p>
@@ -1409,7 +1384,15 @@
         </w:numPr>
       </w:pPr>
       <w:r>
-        <w:t>Error handling: Tested behavior with invalid inputs</w:t>
+        <w:t xml:space="preserve">Error handling: Tested </w:t>
+      </w:r>
+      <w:proofErr w:type="spellStart"/>
+      <w:r>
+        <w:t>behavior</w:t>
+      </w:r>
+      <w:proofErr w:type="spellEnd"/>
+      <w:r>
+        <w:t xml:space="preserve"> with invalid inputs</w:t>
       </w:r>
     </w:p>
     <w:p>
@@ -2138,12 +2121,6 @@
         <w:gridCol w:w="1560"/>
       </w:tblGrid>
       <w:tr>
-        <w:tblPrEx>
-          <w:tblCellMar>
-            <w:top w:w="0" w:type="dxa"/>
-            <w:bottom w:w="0" w:type="dxa"/>
-          </w:tblCellMar>
-        </w:tblPrEx>
         <w:tc>
           <w:tcPr>
             <w:tcW w:w="1560" w:type="dxa"/>
@@ -2326,12 +2303,6 @@
         </w:tc>
       </w:tr>
       <w:tr>
-        <w:tblPrEx>
-          <w:tblCellMar>
-            <w:top w:w="0" w:type="dxa"/>
-            <w:bottom w:w="0" w:type="dxa"/>
-          </w:tblCellMar>
-        </w:tblPrEx>
         <w:tc>
           <w:tcPr>
             <w:tcW w:w="1560" w:type="dxa"/>
@@ -2494,7 +2465,7 @@
         <w:spacing w:after="120"/>
       </w:pPr>
       <w:r>
-        <w:t>Signature of External Guide with Company Seal: _____________________</w:t>
+        <w:t xml:space="preserve">Signature of External Guide with Company Seal: </w:t>
       </w:r>
     </w:p>
     <w:p>
@@ -2503,6 +2474,52 @@
       </w:pPr>
       <w:r>
         <w:t>Date: ___________</w:t>
+      </w:r>
+      <w:r>
+        <w:rPr>
+          <w:noProof/>
+        </w:rPr>
+        <w:drawing>
+          <wp:inline distT="0" distB="0" distL="0" distR="0" wp14:anchorId="6912E0C4" wp14:editId="1445B811">
+            <wp:extent cx="1379220" cy="890905"/>
+            <wp:effectExtent l="0" t="0" r="0" b="0"/>
+            <wp:docPr id="2096697644" name="Picture 1"/>
+            <wp:cNvGraphicFramePr>
+              <a:graphicFrameLocks xmlns:a="http://schemas.openxmlformats.org/drawingml/2006/main" noChangeAspect="1"/>
+            </wp:cNvGraphicFramePr>
+            <a:graphic xmlns:a="http://schemas.openxmlformats.org/drawingml/2006/main">
+              <a:graphicData uri="http://schemas.openxmlformats.org/drawingml/2006/picture">
+                <pic:pic xmlns:pic="http://schemas.openxmlformats.org/drawingml/2006/picture">
+                  <pic:nvPicPr>
+                    <pic:cNvPr id="2096697644" name="Picture 2096697644"/>
+                    <pic:cNvPicPr/>
+                  </pic:nvPicPr>
+                  <pic:blipFill>
+                    <a:blip r:embed="rId9" cstate="print">
+                      <a:extLst>
+                        <a:ext uri="{28A0092B-C50C-407E-A947-70E740481C1C}">
+                          <a14:useLocalDpi xmlns:a14="http://schemas.microsoft.com/office/drawing/2010/main" val="0"/>
+                        </a:ext>
+                      </a:extLst>
+                    </a:blip>
+                    <a:stretch>
+                      <a:fillRect/>
+                    </a:stretch>
+                  </pic:blipFill>
+                  <pic:spPr>
+                    <a:xfrm>
+                      <a:off x="0" y="0"/>
+                      <a:ext cx="1388407" cy="896839"/>
+                    </a:xfrm>
+                    <a:prstGeom prst="rect">
+                      <a:avLst/>
+                    </a:prstGeom>
+                  </pic:spPr>
+                </pic:pic>
+              </a:graphicData>
+            </a:graphic>
+          </wp:inline>
+        </w:drawing>
       </w:r>
     </w:p>
     <w:p>
@@ -3163,6 +3180,7 @@
   <w:style w:type="character" w:default="1" w:styleId="DefaultParagraphFont">
     <w:name w:val="Default Paragraph Font"/>
     <w:uiPriority w:val="1"/>
+    <w:semiHidden/>
     <w:unhideWhenUsed/>
   </w:style>
   <w:style w:type="table" w:default="1" w:styleId="TableNormal">
